--- a/docs/downloads/البشير-بالخلاص-في-المسيح-1866/doc_0633.docx
+++ b/docs/downloads/البشير-بالخلاص-في-المسيح-1866/doc_0633.docx
@@ -1,6 +1,6 @@
 
 <file path=word/document.xml><?xml version="1.0" encoding="utf-8"?>
-<w:document xmlns:wpc="http://schemas.microsoft.com/office/word/2010/wordprocessingCanvas" xmlns:cx="http://schemas.microsoft.com/office/drawing/2014/chartex" xmlns:cx1="http://schemas.microsoft.com/office/drawing/2015/9/8/chartex" xmlns:cx2="http://schemas.microsoft.com/office/drawing/2015/10/21/chartex" xmlns:cx3="http://schemas.microsoft.com/office/drawing/2016/5/9/chartex" xmlns:cx4="http://schemas.microsoft.com/office/drawing/2016/5/10/chartex" xmlns:cx5="http://schemas.microsoft.com/office/drawing/2016/5/11/chartex" xmlns:cx6="http://schemas.microsoft.com/office/drawing/2016/5/12/chartex" xmlns:cx7="http://schemas.microsoft.com/office/drawing/2016/5/13/chartex" xmlns:cx8="http://schemas.microsoft.com/office/drawing/2016/5/14/chartex" xmlns:mc="http://schemas.openxmlformats.org/markup-compatibility/2006" xmlns:aink="http://schemas.microsoft.com/office/drawing/2016/ink" xmlns:am3d="http://schemas.microsoft.com/office/drawing/2017/model3d" xmlns:o="urn:schemas-microsoft-com:office:office" xmlns:r="http://schemas.openxmlformats.org/officeDocument/2006/relationships" xmlns:m="http://schemas.openxmlformats.org/officeDocument/2006/math" xmlns:v="urn:schemas-microsoft-com:vml" xmlns:wp14="http://schemas.microsoft.com/office/word/2010/wordprocessingDrawing" xmlns:wp="http://schemas.openxmlformats.org/drawingml/2006/wordprocessingDrawing" xmlns:w10="urn:schemas-microsoft-com:office:word" xmlns:w="http://schemas.openxmlformats.org/wordprocessingml/2006/main" xmlns:w14="http://schemas.microsoft.com/office/word/2010/wordml" xmlns:w15="http://schemas.microsoft.com/office/word/2012/wordml" xmlns:w16cid="http://schemas.microsoft.com/office/word/2016/wordml/cid" xmlns:w16se="http://schemas.microsoft.com/office/word/2015/wordml/symex" xmlns:wpg="http://schemas.microsoft.com/office/word/2010/wordprocessingGroup" xmlns:wpi="http://schemas.microsoft.com/office/word/2010/wordprocessingInk" xmlns:wne="http://schemas.microsoft.com/office/word/2006/wordml" xmlns:wps="http://schemas.microsoft.com/office/word/2010/wordprocessingShape" mc:Ignorable="w14 w15 w16se w16cid wp14">
+<w:document xmlns:wpc="http://schemas.microsoft.com/office/word/2010/wordprocessingCanvas" xmlns:cx="http://schemas.microsoft.com/office/drawing/2014/chartex" xmlns:cx1="http://schemas.microsoft.com/office/drawing/2015/9/8/chartex" xmlns:cx2="http://schemas.microsoft.com/office/drawing/2015/10/21/chartex" xmlns:cx3="http://schemas.microsoft.com/office/drawing/2016/5/9/chartex" xmlns:cx4="http://schemas.microsoft.com/office/drawing/2016/5/10/chartex" xmlns:cx5="http://schemas.microsoft.com/office/drawing/2016/5/11/chartex" xmlns:cx6="http://schemas.microsoft.com/office/drawing/2016/5/12/chartex" xmlns:cx7="http://schemas.microsoft.com/office/drawing/2016/5/13/chartex" xmlns:cx8="http://schemas.microsoft.com/office/drawing/2016/5/14/chartex" xmlns:mc="http://schemas.openxmlformats.org/markup-compatibility/2006" xmlns:aink="http://schemas.microsoft.com/office/drawing/2016/ink" xmlns:am3d="http://schemas.microsoft.com/office/drawing/2017/model3d" xmlns:o="urn:schemas-microsoft-com:office:office" xmlns:r="http://schemas.openxmlformats.org/officeDocument/2006/relationships" xmlns:m="http://schemas.openxmlformats.org/officeDocument/2006/math" xmlns:v="urn:schemas-microsoft-com:vml" xmlns:wp14="http://schemas.microsoft.com/office/word/2010/wordprocessingDrawing" xmlns:wp="http://schemas.openxmlformats.org/drawingml/2006/wordprocessingDrawing" xmlns:w10="urn:schemas-microsoft-com:office:word" xmlns:w="http://schemas.openxmlformats.org/wordprocessingml/2006/main" xmlns:w14="http://schemas.microsoft.com/office/word/2010/wordml" xmlns:w15="http://schemas.microsoft.com/office/word/2012/wordml" xmlns:w16cex="http://schemas.microsoft.com/office/word/2018/wordml/cex" xmlns:w16cid="http://schemas.microsoft.com/office/word/2016/wordml/cid" xmlns:w16="http://schemas.microsoft.com/office/word/2018/wordml" xmlns:w16sdtdh="http://schemas.microsoft.com/office/word/2020/wordml/sdtdatahash" xmlns:w16se="http://schemas.microsoft.com/office/word/2015/wordml/symex" xmlns:wpg="http://schemas.microsoft.com/office/word/2010/wordprocessingGroup" xmlns:wpi="http://schemas.microsoft.com/office/word/2010/wordprocessingInk" xmlns:wne="http://schemas.microsoft.com/office/word/2006/wordml" xmlns:wps="http://schemas.microsoft.com/office/word/2010/wordprocessingShape" mc:Ignorable="w14 w15 w16se w16cid w16 w16cex w16sdtdh wp14">
   <w:body>
     <w:p>
       <w:pPr>
@@ -15,7 +15,7 @@
             <w:rStyle w:val="Hyperlink"/>
             <w:rtl/>
           </w:rPr>
-          <w:t>المستعطي المولود أعمى</w:t>
+          <w:t>سلة الباكورات</w:t>
         </w:r>
       </w:hyperlink>
     </w:p>
@@ -31,20 +31,7 @@
           <w:rFonts w:hint="cs"/>
           <w:rtl/>
         </w:rPr>
-        <w:t xml:space="preserve">"مستعطي مولود أعمى!" يا لها من عبارة تعبّر عن العجز والضيق! يا لها من لوحة واضحة عن حالة الأمة اليهودية الواقعية وحالة كل نفس لم ترجع بعد! إنها قطعة جاذبة إلى أقصى حد في قصة حية </w:t>
-      </w:r>
-      <w:r>
-        <w:rPr>
-          <w:rtl/>
-        </w:rPr>
-        <w:t>–</w:t>
-      </w:r>
-      <w:r>
-        <w:rPr>
-          <w:rFonts w:hint="cs"/>
-          <w:rtl/>
-        </w:rPr>
-        <w:t xml:space="preserve"> مشهد من واقع الحياة. دعونا نوجّه بعض اللفتات من انتباهنا إليها.</w:t>
+        <w:t>البشير بالخلاص في المسيح 1866</w:t>
       </w:r>
     </w:p>
     <w:p>
@@ -59,27 +46,110 @@
           <w:rFonts w:hint="cs"/>
           <w:rtl/>
         </w:rPr>
-        <w:t xml:space="preserve">في تأملنا في إصحاح 9 من يوحنا يُثار فينا سؤالين هامين، أولهما: "ما الذي فعله يسوع لي؟" </w:t>
-      </w:r>
-      <w:r>
-        <w:rPr>
-          <w:rtl/>
-        </w:rPr>
-        <w:t>–</w:t>
-      </w:r>
-      <w:r>
-        <w:rPr>
-          <w:rFonts w:hint="cs"/>
-          <w:rtl/>
-        </w:rPr>
-        <w:t xml:space="preserve"> وثانيًا: "مَن يكون يسوع بالنسبة لي؟" هذان السؤالان مختلفان جدًا ومع ذلك فهما مرتبطان ببعضهما ارتباطًا وثيقًا. </w:t>
-      </w:r>
-      <w:r>
-        <w:rPr>
-          <w:rFonts w:hint="cs"/>
-          <w:rtl/>
-        </w:rPr>
-        <w:t>إننا سنجدهما كليهما موضحان في السرد الذي أمامنا.</w:t>
+        <w:t xml:space="preserve">في هذا الترتيب الذي هو في غاية الإثارة نتقابل </w:t>
+      </w:r>
+      <w:r>
+        <w:rPr>
+          <w:rFonts w:hint="cs"/>
+          <w:rtl/>
+        </w:rPr>
+        <w:t>ب</w:t>
+      </w:r>
+      <w:r>
+        <w:rPr>
+          <w:rFonts w:hint="cs"/>
+          <w:rtl/>
+        </w:rPr>
+        <w:t xml:space="preserve">ثلاثة نتائج عملية مختلفة </w:t>
+      </w:r>
+      <w:r>
+        <w:rPr>
+          <w:rtl/>
+        </w:rPr>
+        <w:t>ظهرت من احتلال إسرائيل لأرض كنعان</w:t>
+      </w:r>
+      <w:r>
+        <w:rPr>
+          <w:rFonts w:hint="cs"/>
+          <w:rtl/>
+        </w:rPr>
+        <w:t xml:space="preserve">؛ وهذه النتائج هي: 1. خدمة الله، 2. النشاط الفعّال و 3. القداسة الشخصية. من بعدما أن </w:t>
+      </w:r>
+      <w:r>
+        <w:rPr>
+          <w:rFonts w:hint="cs"/>
+          <w:rtl/>
+        </w:rPr>
+        <w:t>أدخل</w:t>
+      </w:r>
+      <w:r>
+        <w:rPr>
+          <w:rFonts w:hint="cs"/>
+          <w:rtl/>
+        </w:rPr>
+        <w:t xml:space="preserve"> الرب يهوه شعبه بيد</w:t>
+      </w:r>
+      <w:r>
+        <w:rPr>
+          <w:rFonts w:hint="cs"/>
+          <w:rtl/>
+        </w:rPr>
+        <w:t xml:space="preserve"> قوية إلى أرض الموعد، كان من الممكن تقديم ثمار هذه الأرض. لقد كان لا بد من تواجد المرء في كنعان قبل تمكنه</w:t>
+      </w:r>
+      <w:r>
+        <w:rPr>
+          <w:rFonts w:hint="cs"/>
+          <w:rtl/>
+        </w:rPr>
+        <w:t xml:space="preserve"> من</w:t>
+      </w:r>
+      <w:r>
+        <w:rPr>
+          <w:rFonts w:hint="cs"/>
+          <w:rtl/>
+        </w:rPr>
+        <w:t xml:space="preserve"> تقديم ثمار كنعان قرابين</w:t>
+      </w:r>
+      <w:r>
+        <w:rPr>
+          <w:rFonts w:hint="cs"/>
+          <w:rtl/>
+        </w:rPr>
+        <w:t>ًا</w:t>
+      </w:r>
+      <w:r>
+        <w:rPr>
+          <w:rFonts w:hint="cs"/>
+          <w:rtl/>
+        </w:rPr>
+        <w:t xml:space="preserve"> </w:t>
+      </w:r>
+      <w:r>
+        <w:rPr>
+          <w:rFonts w:hint="cs"/>
+          <w:rtl/>
+        </w:rPr>
+        <w:t>ل</w:t>
+      </w:r>
+      <w:r>
+        <w:rPr>
+          <w:rFonts w:hint="cs"/>
+          <w:rtl/>
+        </w:rPr>
+        <w:t>لسجود لله. لقد كان الساجد باستطاعته أن يقول: "</w:t>
+      </w:r>
+      <w:r>
+        <w:rPr>
+          <w:rtl/>
+        </w:rPr>
+        <w:t>أَعْتَرِفُ الْيَوْمَ لِلرَّبِّ إِلهِكَ أَنِّي قَدْ دَخَلْتُ الأَرْضَ الَّتِي حَلَفَ الرَّبُّ لآبَائِنَا أَنْ يُعْطِيَنَا إِيَّاهَا.</w:t>
+      </w:r>
+      <w:r>
+        <w:rPr>
+          <w:rFonts w:hint="cs"/>
+          <w:rtl/>
+        </w:rPr>
+        <w:t>" (عدد 3).</w:t>
       </w:r>
     </w:p>
     <w:p>
@@ -94,27 +164,95 @@
           <w:rFonts w:hint="cs"/>
           <w:rtl/>
         </w:rPr>
-        <w:t>في نهاية الإصحاح 8 نرى، كيف فلُت الرب يسوع من عنف اليهود القاسي</w:t>
-      </w:r>
-      <w:r>
-        <w:rPr>
-          <w:rFonts w:hint="cs"/>
-          <w:rtl/>
-        </w:rPr>
-        <w:t>، الذين وصل غيظهم بسبب شهادته المحددة والقوية إلى أعلى مستوى. "</w:t>
-      </w:r>
-      <w:r>
-        <w:rPr>
-          <w:rtl/>
-        </w:rPr>
-        <w:t>الْحَقَّ الْحَقَّ أَقُولُ لَكُمْ: قَبْلَ أَنْ يَكُونَ إِبْرَاهِيمُ أَنَا كَائِنٌ».  59 فَرَفَعُوا حِجَارَةً لِيَرْجُمُوهُ. أَمَّا يَسُوعُ فَاخْتَفَى وَخَرَجَ مِنَ الْهَيْكَلِ مُجْتَازًا فِي وَسْطِهِمْ وَمَضَى هكَذَا.</w:t>
-      </w:r>
-      <w:r>
-        <w:rPr>
-          <w:rFonts w:hint="cs"/>
-          <w:rtl/>
-        </w:rPr>
-        <w:t xml:space="preserve">" </w:t>
+        <w:t>"</w:t>
+      </w:r>
+      <w:r>
+        <w:rPr>
+          <w:rtl/>
+        </w:rPr>
+        <w:t>أَنِّي قَدْ دَخَلْتُ</w:t>
+      </w:r>
+      <w:r>
+        <w:rPr>
+          <w:rFonts w:hint="cs"/>
+          <w:rtl/>
+        </w:rPr>
+        <w:t xml:space="preserve">" هذا كان صُلب الموضوع. هو لا يقول: "سأدخل" </w:t>
+      </w:r>
+      <w:r>
+        <w:rPr>
+          <w:rFonts w:hint="cs"/>
+          <w:rtl/>
+        </w:rPr>
+        <w:t>أ</w:t>
+      </w:r>
+      <w:r>
+        <w:rPr>
+          <w:rFonts w:hint="cs"/>
+          <w:rtl/>
+        </w:rPr>
+        <w:t xml:space="preserve">و: "أرجو بأن أدخل"، أو: "أتمنى بأن أدخل"؛ كلا، وإنما: </w:t>
+      </w:r>
+      <w:r>
+        <w:rPr>
+          <w:rtl/>
+        </w:rPr>
+        <w:t>"أَنِّي قَدْ دَخَلْتُ"</w:t>
+      </w:r>
+      <w:r>
+        <w:rPr>
+          <w:rFonts w:hint="cs"/>
+          <w:rtl/>
+        </w:rPr>
+        <w:t xml:space="preserve"> وهكذا لا بد أن يكون دائمًا. نحن لا بد لنا أولاً بأن نعرف أننا مخلّصين قبل أن نستطيع أن نأتي بثمار خلاصٍ يقيني. إننا من الممكن أن نكون صادقين جدًا في </w:t>
+      </w:r>
+      <w:r>
+        <w:rPr>
+          <w:rFonts w:hint="cs"/>
+          <w:rtl/>
+        </w:rPr>
+        <w:t>رغبتنا بالخلاص، وأن نكون جادين جدًا في جهودنا بأن نخلص؛ لكننا ما سنراه فقط هو أن جهودنا في الوصول إلى هذا الهدف يختلف تمامًا عن ثمار خلاصنا. الإسرائيلي لم يقدّم سلة الباكورات لكي يدخل الأرض، وإنما فعل ذلك لأنه فعلاً كان فيها. "</w:t>
+      </w:r>
+      <w:r>
+        <w:rPr>
+          <w:rtl/>
+        </w:rPr>
+        <w:t xml:space="preserve"> أَعْتَرِفُ الْيَوْمَ لِلرَّبِّ إِلهِكَ أَنِّي قَدْ دَخَلْتُ</w:t>
+      </w:r>
+      <w:r>
+        <w:rPr>
+          <w:rFonts w:hint="cs"/>
+          <w:rtl/>
+        </w:rPr>
+        <w:t>" هذا يزيل كل ضلال. أنا في الأرض؛ وهنا ثمرها.-</w:t>
+      </w:r>
+    </w:p>
+    <w:p>
+      <w:pPr>
+        <w:jc w:val="both"/>
+        <w:rPr>
+          <w:rtl/>
+        </w:rPr>
+      </w:pPr>
+      <w:r>
+        <w:rPr>
+          <w:rFonts w:hint="cs"/>
+          <w:rtl/>
+        </w:rPr>
+        <w:t>"</w:t>
+      </w:r>
+      <w:r>
+        <w:rPr>
+          <w:rtl/>
+        </w:rPr>
+        <w:t xml:space="preserve"> 5 ثُمَّ تُصَرِّحُ وَتَقُولُ أَمَامَ الرَّبِّ إِلهِكَ: أَرَامِيًّا تَائِهًا كَانَ أَبِي، فَانْحَدَرَ إِلَى مِصْرَ وَتَغَرَّبَ هُنَاكَ فِي نَفَرٍ قَلِيل، فَصَارَ هُنَاكَ أُمَّةً كَبِيرَةً وَعَظِيمَةً وَكَثِيرَةً.  6 فَأَسَاءَ إِلَيْنَا الْمِصْرِيُّونَ، وَثَقَّلُوا عَلَيْنَا وَجَعَلُوا عَلَيْنَا عُبُودِيَّةً قَاسِيَةً.  7 فَلَمَّا صَرَخْنَا إِلَى الرَّبِّ إِلهِ آبَائِنَا سَمِعَ الرَّبُّ صَوْتَنَا، وَرَأَى مَشَقَّتَنَا وَتَعَبَنَا وَضِيقَنَا.  8 فَأَخْرَجَنَا الرَّبُّ مِنْ مِصْرَ بِيَدٍ شَدِيدَةٍ وَذِرَاعٍ رَفِيعَةٍ وَمَخَاوِفَ عَظِيمَةٍ وَآيَاتٍ وَعَجَائِبَ،  9 وَأَدْخَلَنَا هذَا الْمَكَانَ، وَأَعْطَانَا هذِهِ الأَرْضَ، أَرْضًا تَفِيضُ لَبَنًا وَعَسَلاً.  10 فَالآنَ هأَنَذَا قَدْ أَتَيْتُ بِأَوَّلِ ثَمَرِ الأَرْضِ الَّتِي أَعْطَيْتَنِي يَا رَبُّ. ثُمَّ تَضَعُهُ أَمَامَ الرَّبِّ إِلهِكَ، وَتَسْجُدُ أَمَامَ الرَّبِّ إِلهِكَ.  11 وَتَفْرَحُ بِجَمِيعِ الْخَيْرِ الَّذِي أَعْطَاهُ الرَّبُّ إِلهُكَ لَكَ وَلِبَيْتِكَ، أَنْتَ وَاللاَّوِيُّ وَالْغَرِيبُ الَّذِي فِي وَسْطِكَ.</w:t>
+      </w:r>
+      <w:r>
+        <w:rPr>
+          <w:rFonts w:hint="cs"/>
+          <w:rtl/>
+        </w:rPr>
+        <w:t xml:space="preserve">" (عدد 5 </w:t>
       </w:r>
       <w:r>
         <w:rPr>
@@ -127,7 +265,55 @@
           <w:rFonts w:hint="cs"/>
           <w:rtl/>
         </w:rPr>
-        <w:t xml:space="preserve"> هذه كانت المكافأة التي حصل عليها الرب المجيد على كل نعمته وحقه. لكن أعلى مستوى في القساوة والعنف لم تكن قادرة على إيقاف مسار خدمته الغير تاعبة. نهر لطفه اندفق إلى الأمام ولم يسمح لكل شر الإنسان بأن يحدّه. وإن لم يجد هذا النهر قناة له في مكان ما، كان يجده في مكان آخر. إن فقدَ هنا نقطة انطلاقه كان يبحث عن أخرى في مكان آخر. من كل ولا بد كانت ستجد النعمة الغنية في قلب يسوع موضوعًا لها في مكان ما. ليتبارك اسمه إلى الأبد!</w:t>
+        <w:t xml:space="preserve"> 11).</w:t>
+      </w:r>
+    </w:p>
+    <w:p>
+      <w:pPr>
+        <w:jc w:val="both"/>
+        <w:rPr>
+          <w:rtl/>
+        </w:rPr>
+      </w:pPr>
+      <w:r>
+        <w:rPr>
+          <w:rFonts w:hint="cs"/>
+          <w:rtl/>
+        </w:rPr>
+        <w:t>إنها صورة بديعة عن السجود! "</w:t>
+      </w:r>
+      <w:r>
+        <w:rPr>
+          <w:rtl/>
+        </w:rPr>
+        <w:t xml:space="preserve"> أَرَامِيًّا تَائِهًا</w:t>
+      </w:r>
+      <w:r>
+        <w:rPr>
+          <w:rFonts w:hint="cs"/>
+          <w:rtl/>
+        </w:rPr>
+        <w:t xml:space="preserve">". هذا كان الأصل. في ذلك لم يكن شيء يُفتخر به ما دام يتعلق بالطبيعة. وهل كانت الحالة سبب للافتخار؟ حاشا. لقد كانت أرض مصر للشعب فقط "خدمة قاسية"، - عملاً منهكًا في أكواخ اللِبن تحت الجلدات الرهيبة من فرعون </w:t>
+      </w:r>
+      <w:r>
+        <w:rPr>
+          <w:rFonts w:hint="cs"/>
+          <w:rtl/>
+        </w:rPr>
+        <w:t>المرح. لكن عندها: "</w:t>
+      </w:r>
+      <w:r>
+        <w:rPr>
+          <w:rtl/>
+        </w:rPr>
+        <w:t xml:space="preserve"> صَرَخْنَا إِلَى الرَّبِّ</w:t>
+      </w:r>
+      <w:r>
+        <w:rPr>
+          <w:rFonts w:hint="cs"/>
+          <w:rtl/>
+        </w:rPr>
+        <w:t>" هنا كان ملجأ البائسين.</w:t>
       </w:r>
     </w:p>
     <w:p>
@@ -135,20 +321,18 @@
         <w:jc w:val="both"/>
       </w:pPr>
       <w:r>
-        <w:t>Und vorbeigehend sähe Er einen Menschen</w:t>
-      </w:r>
-      <w:r>
-        <w:rPr>
-          <w:rtl/>
-        </w:rPr>
-        <w:t>,</w:t>
-      </w:r>
-      <w:bookmarkStart w:id="0" w:name="_GoBack"/>
-      <w:bookmarkEnd w:id="0"/>
+        <w:t>Es war alles, was sie zu tun vermochten</w:t>
+      </w:r>
+      <w:r>
+        <w:rPr>
+          <w:rtl/>
+        </w:rPr>
+        <w:t>;</w:t>
+      </w:r>
     </w:p>
     <w:sectPr>
       <w:pgSz w:w="11906" w:h="16838"/>
-      <w:pgMar w:top="1440" w:right="1800" w:bottom="1440" w:left="1800" w:header="708" w:footer="708" w:gutter="0"/>
+      <w:pgMar w:top="1440" w:right="1440" w:bottom="1440" w:left="1440" w:header="708" w:footer="708" w:gutter="0"/>
       <w:cols w:space="708"/>
       <w:bidi/>
       <w:rtlGutter/>
@@ -159,14 +343,14 @@
 </file>
 
 <file path=word/styles.xml><?xml version="1.0" encoding="utf-8"?>
-<w:styles xmlns:mc="http://schemas.openxmlformats.org/markup-compatibility/2006" xmlns:r="http://schemas.openxmlformats.org/officeDocument/2006/relationships" xmlns:w="http://schemas.openxmlformats.org/wordprocessingml/2006/main" xmlns:w14="http://schemas.microsoft.com/office/word/2010/wordml" xmlns:w15="http://schemas.microsoft.com/office/word/2012/wordml" xmlns:w16cid="http://schemas.microsoft.com/office/word/2016/wordml/cid" xmlns:w16se="http://schemas.microsoft.com/office/word/2015/wordml/symex" mc:Ignorable="w14 w15 w16se w16cid">
+<w:styles xmlns:mc="http://schemas.openxmlformats.org/markup-compatibility/2006" xmlns:r="http://schemas.openxmlformats.org/officeDocument/2006/relationships" xmlns:w="http://schemas.openxmlformats.org/wordprocessingml/2006/main" xmlns:w14="http://schemas.microsoft.com/office/word/2010/wordml" xmlns:w15="http://schemas.microsoft.com/office/word/2012/wordml" xmlns:w16cex="http://schemas.microsoft.com/office/word/2018/wordml/cex" xmlns:w16cid="http://schemas.microsoft.com/office/word/2016/wordml/cid" xmlns:w16="http://schemas.microsoft.com/office/word/2018/wordml" xmlns:w16sdtdh="http://schemas.microsoft.com/office/word/2020/wordml/sdtdatahash" xmlns:w16se="http://schemas.microsoft.com/office/word/2015/wordml/symex" mc:Ignorable="w14 w15 w16se w16cid w16 w16cex w16sdtdh">
   <w:docDefaults>
     <w:rPrDefault>
       <w:rPr>
         <w:rFonts w:ascii="Sakkal Majalla" w:eastAsiaTheme="minorHAnsi" w:hAnsi="Sakkal Majalla" w:cs="Sakkal Majalla"/>
         <w:sz w:val="28"/>
         <w:szCs w:val="28"/>
-        <w:lang w:val="en-US" w:eastAsia="en-US" w:bidi="ar-SA"/>
+        <w:lang w:val="en-US" w:eastAsia="en-US" w:bidi="he-IL"/>
       </w:rPr>
     </w:rPrDefault>
     <w:pPrDefault>
@@ -596,7 +780,7 @@
     <w:basedOn w:val="DefaultParagraphFont"/>
     <w:uiPriority w:val="99"/>
     <w:unhideWhenUsed/>
-    <w:rsid w:val="00A70B55"/>
+    <w:rsid w:val="002E40BE"/>
     <w:rPr>
       <w:color w:val="0563C1" w:themeColor="hyperlink"/>
       <w:u w:val="single"/>
@@ -608,7 +792,7 @@
     <w:uiPriority w:val="99"/>
     <w:semiHidden/>
     <w:unhideWhenUsed/>
-    <w:rsid w:val="00A70B55"/>
+    <w:rsid w:val="002E40BE"/>
     <w:rPr>
       <w:color w:val="605E5C"/>
       <w:shd w:val="clear" w:color="auto" w:fill="E1DFDD"/>

--- a/docs/downloads/البشير-بالخلاص-في-المسيح-1866/doc_0633.docx
+++ b/docs/downloads/البشير-بالخلاص-في-المسيح-1866/doc_0633.docx
@@ -1,6 +1,6 @@
 
 <file path=word/document.xml><?xml version="1.0" encoding="utf-8"?>
-<w:document xmlns:wpc="http://schemas.microsoft.com/office/word/2010/wordprocessingCanvas" xmlns:cx="http://schemas.microsoft.com/office/drawing/2014/chartex" xmlns:cx1="http://schemas.microsoft.com/office/drawing/2015/9/8/chartex" xmlns:cx2="http://schemas.microsoft.com/office/drawing/2015/10/21/chartex" xmlns:cx3="http://schemas.microsoft.com/office/drawing/2016/5/9/chartex" xmlns:cx4="http://schemas.microsoft.com/office/drawing/2016/5/10/chartex" xmlns:cx5="http://schemas.microsoft.com/office/drawing/2016/5/11/chartex" xmlns:cx6="http://schemas.microsoft.com/office/drawing/2016/5/12/chartex" xmlns:cx7="http://schemas.microsoft.com/office/drawing/2016/5/13/chartex" xmlns:cx8="http://schemas.microsoft.com/office/drawing/2016/5/14/chartex" xmlns:mc="http://schemas.openxmlformats.org/markup-compatibility/2006" xmlns:aink="http://schemas.microsoft.com/office/drawing/2016/ink" xmlns:am3d="http://schemas.microsoft.com/office/drawing/2017/model3d" xmlns:o="urn:schemas-microsoft-com:office:office" xmlns:r="http://schemas.openxmlformats.org/officeDocument/2006/relationships" xmlns:m="http://schemas.openxmlformats.org/officeDocument/2006/math" xmlns:v="urn:schemas-microsoft-com:vml" xmlns:wp14="http://schemas.microsoft.com/office/word/2010/wordprocessingDrawing" xmlns:wp="http://schemas.openxmlformats.org/drawingml/2006/wordprocessingDrawing" xmlns:w10="urn:schemas-microsoft-com:office:word" xmlns:w="http://schemas.openxmlformats.org/wordprocessingml/2006/main" xmlns:w14="http://schemas.microsoft.com/office/word/2010/wordml" xmlns:w15="http://schemas.microsoft.com/office/word/2012/wordml" xmlns:w16cex="http://schemas.microsoft.com/office/word/2018/wordml/cex" xmlns:w16cid="http://schemas.microsoft.com/office/word/2016/wordml/cid" xmlns:w16="http://schemas.microsoft.com/office/word/2018/wordml" xmlns:w16sdtdh="http://schemas.microsoft.com/office/word/2020/wordml/sdtdatahash" xmlns:w16se="http://schemas.microsoft.com/office/word/2015/wordml/symex" xmlns:wpg="http://schemas.microsoft.com/office/word/2010/wordprocessingGroup" xmlns:wpi="http://schemas.microsoft.com/office/word/2010/wordprocessingInk" xmlns:wne="http://schemas.microsoft.com/office/word/2006/wordml" xmlns:wps="http://schemas.microsoft.com/office/word/2010/wordprocessingShape" mc:Ignorable="w14 w15 w16se w16cid w16 w16cex w16sdtdh wp14">
+<w:document xmlns:wpc="http://schemas.microsoft.com/office/word/2010/wordprocessingCanvas" xmlns:cx="http://schemas.microsoft.com/office/drawing/2014/chartex" xmlns:cx1="http://schemas.microsoft.com/office/drawing/2015/9/8/chartex" xmlns:cx2="http://schemas.microsoft.com/office/drawing/2015/10/21/chartex" xmlns:cx3="http://schemas.microsoft.com/office/drawing/2016/5/9/chartex" xmlns:cx4="http://schemas.microsoft.com/office/drawing/2016/5/10/chartex" xmlns:cx5="http://schemas.microsoft.com/office/drawing/2016/5/11/chartex" xmlns:cx6="http://schemas.microsoft.com/office/drawing/2016/5/12/chartex" xmlns:cx7="http://schemas.microsoft.com/office/drawing/2016/5/13/chartex" xmlns:cx8="http://schemas.microsoft.com/office/drawing/2016/5/14/chartex" xmlns:mc="http://schemas.openxmlformats.org/markup-compatibility/2006" xmlns:aink="http://schemas.microsoft.com/office/drawing/2016/ink" xmlns:am3d="http://schemas.microsoft.com/office/drawing/2017/model3d" xmlns:o="urn:schemas-microsoft-com:office:office" xmlns:r="http://schemas.openxmlformats.org/officeDocument/2006/relationships" xmlns:m="http://schemas.openxmlformats.org/officeDocument/2006/math" xmlns:v="urn:schemas-microsoft-com:vml" xmlns:wp14="http://schemas.microsoft.com/office/word/2010/wordprocessingDrawing" xmlns:wp="http://schemas.openxmlformats.org/drawingml/2006/wordprocessingDrawing" xmlns:w10="urn:schemas-microsoft-com:office:word" xmlns:w="http://schemas.openxmlformats.org/wordprocessingml/2006/main" xmlns:w14="http://schemas.microsoft.com/office/word/2010/wordml" xmlns:w15="http://schemas.microsoft.com/office/word/2012/wordml" xmlns:w16cid="http://schemas.microsoft.com/office/word/2016/wordml/cid" xmlns:w16se="http://schemas.microsoft.com/office/word/2015/wordml/symex" xmlns:wpg="http://schemas.microsoft.com/office/word/2010/wordprocessingGroup" xmlns:wpi="http://schemas.microsoft.com/office/word/2010/wordprocessingInk" xmlns:wne="http://schemas.microsoft.com/office/word/2006/wordml" xmlns:wps="http://schemas.microsoft.com/office/word/2010/wordprocessingShape" mc:Ignorable="w14 w15 w16se w16cid wp14">
   <w:body>
     <w:p>
       <w:pPr>
@@ -15,7 +15,7 @@
             <w:rStyle w:val="Hyperlink"/>
             <w:rtl/>
           </w:rPr>
-          <w:t>سلة الباكورات</w:t>
+          <w:t>المستعطي المولود أعمى</w:t>
         </w:r>
       </w:hyperlink>
     </w:p>
@@ -31,7 +31,20 @@
           <w:rFonts w:hint="cs"/>
           <w:rtl/>
         </w:rPr>
-        <w:t>البشير بالخلاص في المسيح 1866</w:t>
+        <w:t xml:space="preserve">"مستعطي مولود أعمى!" يا لها من عبارة تعبّر عن العجز والضيق! يا لها من لوحة واضحة عن حالة الأمة اليهودية الواقعية وحالة كل نفس لم ترجع بعد! إنها قطعة جاذبة إلى أقصى حد في قصة حية </w:t>
+      </w:r>
+      <w:r>
+        <w:rPr>
+          <w:rtl/>
+        </w:rPr>
+        <w:t>–</w:t>
+      </w:r>
+      <w:r>
+        <w:rPr>
+          <w:rFonts w:hint="cs"/>
+          <w:rtl/>
+        </w:rPr>
+        <w:t xml:space="preserve"> مشهد من واقع الحياة. دعونا نوجّه بعض اللفتات من انتباهنا إليها.</w:t>
       </w:r>
     </w:p>
     <w:p>
@@ -46,110 +59,27 @@
           <w:rFonts w:hint="cs"/>
           <w:rtl/>
         </w:rPr>
-        <w:t xml:space="preserve">في هذا الترتيب الذي هو في غاية الإثارة نتقابل </w:t>
+        <w:t xml:space="preserve">في تأملنا في إصحاح 9 من يوحنا يُثار فينا سؤالين هامين، أولهما: "ما الذي فعله يسوع لي؟" </w:t>
+      </w:r>
+      <w:r>
+        <w:rPr>
+          <w:rtl/>
+        </w:rPr>
+        <w:t>–</w:t>
       </w:r>
       <w:r>
         <w:rPr>
           <w:rFonts w:hint="cs"/>
           <w:rtl/>
         </w:rPr>
-        <w:t>ب</w:t>
+        <w:t xml:space="preserve"> وثانيًا: "مَن يكون يسوع بالنسبة لي؟" هذان السؤالان مختلفان جدًا ومع ذلك فهما مرتبطان ببعضهما ارتباطًا وثيقًا. </w:t>
       </w:r>
       <w:r>
         <w:rPr>
           <w:rFonts w:hint="cs"/>
           <w:rtl/>
         </w:rPr>
-        <w:t xml:space="preserve">ثلاثة نتائج عملية مختلفة </w:t>
-      </w:r>
-      <w:r>
-        <w:rPr>
-          <w:rtl/>
-        </w:rPr>
-        <w:t>ظهرت من احتلال إسرائيل لأرض كنعان</w:t>
-      </w:r>
-      <w:r>
-        <w:rPr>
-          <w:rFonts w:hint="cs"/>
-          <w:rtl/>
-        </w:rPr>
-        <w:t xml:space="preserve">؛ وهذه النتائج هي: 1. خدمة الله، 2. النشاط الفعّال و 3. القداسة الشخصية. من بعدما أن </w:t>
-      </w:r>
-      <w:r>
-        <w:rPr>
-          <w:rFonts w:hint="cs"/>
-          <w:rtl/>
-        </w:rPr>
-        <w:t>أدخل</w:t>
-      </w:r>
-      <w:r>
-        <w:rPr>
-          <w:rFonts w:hint="cs"/>
-          <w:rtl/>
-        </w:rPr>
-        <w:t xml:space="preserve"> الرب يهوه شعبه بيد</w:t>
-      </w:r>
-      <w:r>
-        <w:rPr>
-          <w:rFonts w:hint="cs"/>
-          <w:rtl/>
-        </w:rPr>
-        <w:t xml:space="preserve"> قوية إلى أرض الموعد، كان من الممكن تقديم ثمار هذه الأرض. لقد كان لا بد من تواجد المرء في كنعان قبل تمكنه</w:t>
-      </w:r>
-      <w:r>
-        <w:rPr>
-          <w:rFonts w:hint="cs"/>
-          <w:rtl/>
-        </w:rPr>
-        <w:t xml:space="preserve"> من</w:t>
-      </w:r>
-      <w:r>
-        <w:rPr>
-          <w:rFonts w:hint="cs"/>
-          <w:rtl/>
-        </w:rPr>
-        <w:t xml:space="preserve"> تقديم ثمار كنعان قرابين</w:t>
-      </w:r>
-      <w:r>
-        <w:rPr>
-          <w:rFonts w:hint="cs"/>
-          <w:rtl/>
-        </w:rPr>
-        <w:t>ًا</w:t>
-      </w:r>
-      <w:r>
-        <w:rPr>
-          <w:rFonts w:hint="cs"/>
-          <w:rtl/>
-        </w:rPr>
-        <w:t xml:space="preserve"> </w:t>
-      </w:r>
-      <w:r>
-        <w:rPr>
-          <w:rFonts w:hint="cs"/>
-          <w:rtl/>
-        </w:rPr>
-        <w:t>ل</w:t>
-      </w:r>
-      <w:r>
-        <w:rPr>
-          <w:rFonts w:hint="cs"/>
-          <w:rtl/>
-        </w:rPr>
-        <w:t>لسجود لله. لقد كان الساجد باستطاعته أن يقول: "</w:t>
-      </w:r>
-      <w:r>
-        <w:rPr>
-          <w:rtl/>
-        </w:rPr>
-        <w:t>أَعْتَرِفُ الْيَوْمَ لِلرَّبِّ إِلهِكَ أَنِّي قَدْ دَخَلْتُ الأَرْضَ الَّتِي حَلَفَ الرَّبُّ لآبَائِنَا أَنْ يُعْطِيَنَا إِيَّاهَا.</w:t>
-      </w:r>
-      <w:r>
-        <w:rPr>
-          <w:rFonts w:hint="cs"/>
-          <w:rtl/>
-        </w:rPr>
-        <w:t>" (عدد 3).</w:t>
+        <w:t>إننا سنجدهما كليهما موضحان في السرد الذي أمامنا.</w:t>
       </w:r>
     </w:p>
     <w:p>
@@ -164,156 +94,40 @@
           <w:rFonts w:hint="cs"/>
           <w:rtl/>
         </w:rPr>
-        <w:t>"</w:t>
-      </w:r>
-      <w:r>
-        <w:rPr>
-          <w:rtl/>
-        </w:rPr>
-        <w:t>أَنِّي قَدْ دَخَلْتُ</w:t>
+        <w:t>في نهاية الإصحاح 8 نرى، كيف فلُت الرب يسوع من عنف اليهود القاسي</w:t>
       </w:r>
       <w:r>
         <w:rPr>
           <w:rFonts w:hint="cs"/>
           <w:rtl/>
         </w:rPr>
-        <w:t xml:space="preserve">" هذا كان صُلب الموضوع. هو لا يقول: "سأدخل" </w:t>
+        <w:t>، الذين وصل غيظهم بسبب شهادته المحددة والقوية إلى أعلى مستوى. "</w:t>
+      </w:r>
+      <w:r>
+        <w:rPr>
+          <w:rtl/>
+        </w:rPr>
+        <w:t>الْحَقَّ الْحَقَّ أَقُولُ لَكُمْ: قَبْلَ أَنْ يَكُونَ إِبْرَاهِيمُ أَنَا كَائِنٌ».  59 فَرَفَعُوا حِجَارَةً لِيَرْجُمُوهُ. أَمَّا يَسُوعُ فَاخْتَفَى وَخَرَجَ مِنَ الْهَيْكَلِ مُجْتَازًا فِي وَسْطِهِمْ وَمَضَى هكَذَا.</w:t>
       </w:r>
       <w:r>
         <w:rPr>
           <w:rFonts w:hint="cs"/>
           <w:rtl/>
         </w:rPr>
-        <w:t>أ</w:t>
+        <w:t xml:space="preserve">" </w:t>
+      </w:r>
+      <w:r>
+        <w:rPr>
+          <w:rtl/>
+        </w:rPr>
+        <w:t>–</w:t>
       </w:r>
       <w:r>
         <w:rPr>
           <w:rFonts w:hint="cs"/>
           <w:rtl/>
         </w:rPr>
-        <w:t xml:space="preserve">و: "أرجو بأن أدخل"، أو: "أتمنى بأن أدخل"؛ كلا، وإنما: </w:t>
-      </w:r>
-      <w:r>
-        <w:rPr>
-          <w:rtl/>
-        </w:rPr>
-        <w:t>"أَنِّي قَدْ دَخَلْتُ"</w:t>
-      </w:r>
-      <w:r>
-        <w:rPr>
-          <w:rFonts w:hint="cs"/>
-          <w:rtl/>
-        </w:rPr>
-        <w:t xml:space="preserve"> وهكذا لا بد أن يكون دائمًا. نحن لا بد لنا أولاً بأن نعرف أننا مخلّصين قبل أن نستطيع أن نأتي بثمار خلاصٍ يقيني. إننا من الممكن أن نكون صادقين جدًا في </w:t>
-      </w:r>
-      <w:r>
-        <w:rPr>
-          <w:rFonts w:hint="cs"/>
-          <w:rtl/>
-        </w:rPr>
-        <w:t>رغبتنا بالخلاص، وأن نكون جادين جدًا في جهودنا بأن نخلص؛ لكننا ما سنراه فقط هو أن جهودنا في الوصول إلى هذا الهدف يختلف تمامًا عن ثمار خلاصنا. الإسرائيلي لم يقدّم سلة الباكورات لكي يدخل الأرض، وإنما فعل ذلك لأنه فعلاً كان فيها. "</w:t>
-      </w:r>
-      <w:r>
-        <w:rPr>
-          <w:rtl/>
-        </w:rPr>
-        <w:t xml:space="preserve"> أَعْتَرِفُ الْيَوْمَ لِلرَّبِّ إِلهِكَ أَنِّي قَدْ دَخَلْتُ</w:t>
-      </w:r>
-      <w:r>
-        <w:rPr>
-          <w:rFonts w:hint="cs"/>
-          <w:rtl/>
-        </w:rPr>
-        <w:t>" هذا يزيل كل ضلال. أنا في الأرض؛ وهنا ثمرها.-</w:t>
-      </w:r>
-    </w:p>
-    <w:p>
-      <w:pPr>
-        <w:jc w:val="both"/>
-        <w:rPr>
-          <w:rtl/>
-        </w:rPr>
-      </w:pPr>
-      <w:r>
-        <w:rPr>
-          <w:rFonts w:hint="cs"/>
-          <w:rtl/>
-        </w:rPr>
-        <w:t>"</w:t>
-      </w:r>
-      <w:r>
-        <w:rPr>
-          <w:rtl/>
-        </w:rPr>
-        <w:t xml:space="preserve"> 5 ثُمَّ تُصَرِّحُ وَتَقُولُ أَمَامَ الرَّبِّ إِلهِكَ: أَرَامِيًّا تَائِهًا كَانَ أَبِي، فَانْحَدَرَ إِلَى مِصْرَ وَتَغَرَّبَ هُنَاكَ فِي نَفَرٍ قَلِيل، فَصَارَ هُنَاكَ أُمَّةً كَبِيرَةً وَعَظِيمَةً وَكَثِيرَةً.  6 فَأَسَاءَ إِلَيْنَا الْمِصْرِيُّونَ، وَثَقَّلُوا عَلَيْنَا وَجَعَلُوا عَلَيْنَا عُبُودِيَّةً قَاسِيَةً.  7 فَلَمَّا صَرَخْنَا إِلَى الرَّبِّ إِلهِ آبَائِنَا سَمِعَ الرَّبُّ صَوْتَنَا، وَرَأَى مَشَقَّتَنَا وَتَعَبَنَا وَضِيقَنَا.  8 فَأَخْرَجَنَا الرَّبُّ مِنْ مِصْرَ بِيَدٍ شَدِيدَةٍ وَذِرَاعٍ رَفِيعَةٍ وَمَخَاوِفَ عَظِيمَةٍ وَآيَاتٍ وَعَجَائِبَ،  9 وَأَدْخَلَنَا هذَا الْمَكَانَ، وَأَعْطَانَا هذِهِ الأَرْضَ، أَرْضًا تَفِيضُ لَبَنًا وَعَسَلاً.  10 فَالآنَ هأَنَذَا قَدْ أَتَيْتُ بِأَوَّلِ ثَمَرِ الأَرْضِ الَّتِي أَعْطَيْتَنِي يَا رَبُّ. ثُمَّ تَضَعُهُ أَمَامَ الرَّبِّ إِلهِكَ، وَتَسْجُدُ أَمَامَ الرَّبِّ إِلهِكَ.  11 وَتَفْرَحُ بِجَمِيعِ الْخَيْرِ الَّذِي أَعْطَاهُ الرَّبُّ إِلهُكَ لَكَ وَلِبَيْتِكَ، أَنْتَ وَاللاَّوِيُّ وَالْغَرِيبُ الَّذِي فِي وَسْطِكَ.</w:t>
-      </w:r>
-      <w:r>
-        <w:rPr>
-          <w:rFonts w:hint="cs"/>
-          <w:rtl/>
-        </w:rPr>
-        <w:t xml:space="preserve">" (عدد 5 </w:t>
-      </w:r>
-      <w:r>
-        <w:rPr>
-          <w:rtl/>
-        </w:rPr>
-        <w:t>–</w:t>
-      </w:r>
-      <w:r>
-        <w:rPr>
-          <w:rFonts w:hint="cs"/>
-          <w:rtl/>
-        </w:rPr>
-        <w:t xml:space="preserve"> 11).</w:t>
-      </w:r>
-    </w:p>
-    <w:p>
-      <w:pPr>
-        <w:jc w:val="both"/>
-        <w:rPr>
-          <w:rtl/>
-        </w:rPr>
-      </w:pPr>
-      <w:r>
-        <w:rPr>
-          <w:rFonts w:hint="cs"/>
-          <w:rtl/>
-        </w:rPr>
-        <w:t>إنها صورة بديعة عن السجود! "</w:t>
-      </w:r>
-      <w:r>
-        <w:rPr>
-          <w:rtl/>
-        </w:rPr>
-        <w:t xml:space="preserve"> أَرَامِيًّا تَائِهًا</w:t>
-      </w:r>
-      <w:r>
-        <w:rPr>
-          <w:rFonts w:hint="cs"/>
-          <w:rtl/>
-        </w:rPr>
-        <w:t xml:space="preserve">". هذا كان الأصل. في ذلك لم يكن شيء يُفتخر به ما دام يتعلق بالطبيعة. وهل كانت الحالة سبب للافتخار؟ حاشا. لقد كانت أرض مصر للشعب فقط "خدمة قاسية"، - عملاً منهكًا في أكواخ اللِبن تحت الجلدات الرهيبة من فرعون </w:t>
-      </w:r>
-      <w:r>
-        <w:rPr>
-          <w:rFonts w:hint="cs"/>
-          <w:rtl/>
-        </w:rPr>
-        <w:t>المرح. لكن عندها: "</w:t>
-      </w:r>
-      <w:r>
-        <w:rPr>
-          <w:rtl/>
-        </w:rPr>
-        <w:t xml:space="preserve"> صَرَخْنَا إِلَى الرَّبِّ</w:t>
-      </w:r>
-      <w:r>
-        <w:rPr>
-          <w:rFonts w:hint="cs"/>
-          <w:rtl/>
-        </w:rPr>
-        <w:t>" هنا كان ملجأ البائسين.</w:t>
+        <w:t xml:space="preserve"> هذه كانت المكافأة التي حصل عليها الرب المجيد على كل نعمته وحقه. لكن أعلى مستوى في القساوة والعنف لم تكن قادرة على إيقاف مسار خدمته الغير تاعبة. نهر لطفه اندفق إلى الأمام ولم يسمح لكل شر الإنسان بأن يحدّه. وإن لم يجد هذا النهر قناة له في مكان ما، كان يجده في مكان آخر. إن فقدَ هنا نقطة انطلاقه كان يبحث عن أخرى في مكان آخر. من كل ولا بد كانت ستجد النعمة الغنية في قلب يسوع موضوعًا لها في مكان ما. ليتبارك اسمه إلى الأبد!</w:t>
       </w:r>
     </w:p>
     <w:p>
@@ -321,18 +135,20 @@
         <w:jc w:val="both"/>
       </w:pPr>
       <w:r>
-        <w:t>Es war alles, was sie zu tun vermochten</w:t>
-      </w:r>
-      <w:r>
-        <w:rPr>
-          <w:rtl/>
-        </w:rPr>
-        <w:t>;</w:t>
-      </w:r>
+        <w:t>Und vorbeigehend sähe Er einen Menschen</w:t>
+      </w:r>
+      <w:r>
+        <w:rPr>
+          <w:rtl/>
+        </w:rPr>
+        <w:t>,</w:t>
+      </w:r>
+      <w:bookmarkStart w:id="0" w:name="_GoBack"/>
+      <w:bookmarkEnd w:id="0"/>
     </w:p>
     <w:sectPr>
       <w:pgSz w:w="11906" w:h="16838"/>
-      <w:pgMar w:top="1440" w:right="1440" w:bottom="1440" w:left="1440" w:header="708" w:footer="708" w:gutter="0"/>
+      <w:pgMar w:top="1440" w:right="1800" w:bottom="1440" w:left="1800" w:header="708" w:footer="708" w:gutter="0"/>
       <w:cols w:space="708"/>
       <w:bidi/>
       <w:rtlGutter/>
@@ -343,14 +159,14 @@
 </file>
 
 <file path=word/styles.xml><?xml version="1.0" encoding="utf-8"?>
-<w:styles xmlns:mc="http://schemas.openxmlformats.org/markup-compatibility/2006" xmlns:r="http://schemas.openxmlformats.org/officeDocument/2006/relationships" xmlns:w="http://schemas.openxmlformats.org/wordprocessingml/2006/main" xmlns:w14="http://schemas.microsoft.com/office/word/2010/wordml" xmlns:w15="http://schemas.microsoft.com/office/word/2012/wordml" xmlns:w16cex="http://schemas.microsoft.com/office/word/2018/wordml/cex" xmlns:w16cid="http://schemas.microsoft.com/office/word/2016/wordml/cid" xmlns:w16="http://schemas.microsoft.com/office/word/2018/wordml" xmlns:w16sdtdh="http://schemas.microsoft.com/office/word/2020/wordml/sdtdatahash" xmlns:w16se="http://schemas.microsoft.com/office/word/2015/wordml/symex" mc:Ignorable="w14 w15 w16se w16cid w16 w16cex w16sdtdh">
+<w:styles xmlns:mc="http://schemas.openxmlformats.org/markup-compatibility/2006" xmlns:r="http://schemas.openxmlformats.org/officeDocument/2006/relationships" xmlns:w="http://schemas.openxmlformats.org/wordprocessingml/2006/main" xmlns:w14="http://schemas.microsoft.com/office/word/2010/wordml" xmlns:w15="http://schemas.microsoft.com/office/word/2012/wordml" xmlns:w16cid="http://schemas.microsoft.com/office/word/2016/wordml/cid" xmlns:w16se="http://schemas.microsoft.com/office/word/2015/wordml/symex" mc:Ignorable="w14 w15 w16se w16cid">
   <w:docDefaults>
     <w:rPrDefault>
       <w:rPr>
         <w:rFonts w:ascii="Sakkal Majalla" w:eastAsiaTheme="minorHAnsi" w:hAnsi="Sakkal Majalla" w:cs="Sakkal Majalla"/>
         <w:sz w:val="28"/>
         <w:szCs w:val="28"/>
-        <w:lang w:val="en-US" w:eastAsia="en-US" w:bidi="he-IL"/>
+        <w:lang w:val="en-US" w:eastAsia="en-US" w:bidi="ar-SA"/>
       </w:rPr>
     </w:rPrDefault>
     <w:pPrDefault>
@@ -780,7 +596,7 @@
     <w:basedOn w:val="DefaultParagraphFont"/>
     <w:uiPriority w:val="99"/>
     <w:unhideWhenUsed/>
-    <w:rsid w:val="002E40BE"/>
+    <w:rsid w:val="00A70B55"/>
     <w:rPr>
       <w:color w:val="0563C1" w:themeColor="hyperlink"/>
       <w:u w:val="single"/>
@@ -792,7 +608,7 @@
     <w:uiPriority w:val="99"/>
     <w:semiHidden/>
     <w:unhideWhenUsed/>
-    <w:rsid w:val="002E40BE"/>
+    <w:rsid w:val="00A70B55"/>
     <w:rPr>
       <w:color w:val="605E5C"/>
       <w:shd w:val="clear" w:color="auto" w:fill="E1DFDD"/>
